--- a/labs/lab03/files/lab-03.docx
+++ b/labs/lab03/files/lab-03.docx
@@ -109,16 +109,16 @@
           <w:sz w:val="22"/>
           <w:szCs w:val="22"/>
         </w:rPr>
-        <w:t xml:space="preserve">For next week’s lab, I’ve </w:t>
-      </w:r>
-      <w:r>
-        <w:rPr>
-          <w:rFonts w:ascii="Calibri" w:eastAsia="Times New Roman" w:hAnsi="Calibri" w:cs="Calibri"/>
-          <w:color w:val="201F1E"/>
-          <w:sz w:val="22"/>
-          <w:szCs w:val="22"/>
-        </w:rPr>
-        <w:t xml:space="preserve">(referring Erica </w:t>
+        <w:t xml:space="preserve">For next week’s lab, use the current </w:t>
+      </w:r>
+      <w:r>
+        <w:rPr>
+          <w:rFonts w:ascii="Calibri" w:eastAsia="Times New Roman" w:hAnsi="Calibri" w:cs="Calibri"/>
+          <w:color w:val="201F1E"/>
+          <w:sz w:val="22"/>
+          <w:szCs w:val="22"/>
+        </w:rPr>
+        <w:t xml:space="preserve"/>
       </w:r>
       <w:proofErr w:type="spellStart"/>
       <w:r>
@@ -128,7 +128,7 @@
           <w:sz w:val="22"/>
           <w:szCs w:val="22"/>
         </w:rPr>
-        <w:t>DeFrain</w:t>
+        <w:t/>
       </w:r>
       <w:proofErr w:type="spellEnd"/>
       <w:r>
@@ -138,25 +138,25 @@
           <w:sz w:val="22"/>
           <w:szCs w:val="22"/>
         </w:rPr>
-        <w:t xml:space="preserve"> f</w:t>
-      </w:r>
-      <w:r>
-        <w:rPr>
-          <w:rFonts w:ascii="Calibri" w:eastAsia="Times New Roman" w:hAnsi="Calibri" w:cs="Calibri"/>
-          <w:color w:val="201F1E"/>
-          <w:sz w:val="22"/>
-          <w:szCs w:val="22"/>
-        </w:rPr>
-        <w:t xml:space="preserve">rom UNL Libraries) </w:t>
-      </w:r>
-      <w:r>
-        <w:rPr>
-          <w:rFonts w:ascii="Calibri" w:eastAsia="Times New Roman" w:hAnsi="Calibri" w:cs="Calibri"/>
-          <w:color w:val="201F1E"/>
-          <w:sz w:val="22"/>
-          <w:szCs w:val="22"/>
-        </w:rPr>
-        <w:t>replaced the library tutorial with four links that I’ve added to the </w:t>
+        <w:t xml:space="preserve"/>
+      </w:r>
+      <w:r>
+        <w:rPr>
+          <w:rFonts w:ascii="Calibri" w:eastAsia="Times New Roman" w:hAnsi="Calibri" w:cs="Calibri"/>
+          <w:color w:val="201F1E"/>
+          <w:sz w:val="22"/>
+          <w:szCs w:val="22"/>
+        </w:rPr>
+        <w:t xml:space="preserve"/>
+      </w:r>
+      <w:r>
+        <w:rPr>
+          <w:rFonts w:ascii="Calibri" w:eastAsia="Times New Roman" w:hAnsi="Calibri" w:cs="Calibri"/>
+          <w:color w:val="201F1E"/>
+          <w:sz w:val="22"/>
+          <w:szCs w:val="22"/>
+        </w:rPr>
+        <w:t/>
       </w:r>
       <w:hyperlink r:id="rId5" w:tgtFrame="_blank" w:history="1">
         <w:r>
@@ -168,7 +168,7 @@
             <w:u w:val="single"/>
             <w:bdr w:val="none" w:sz="0" w:space="0" w:color="auto" w:frame="1"/>
           </w:rPr>
-          <w:t>PSYC 350 Library Course Guide</w:t>
+          <w:t>UNL Libraries Finding Sources page</w:t>
         </w:r>
       </w:hyperlink>
       <w:r>
@@ -178,25 +178,25 @@
           <w:sz w:val="22"/>
           <w:szCs w:val="22"/>
         </w:rPr>
-        <w:t> (this guide is embedded in the Canvas PSYC 350 site, under the UNL Library Resources navigation link</w:t>
-      </w:r>
-      <w:r>
-        <w:rPr>
-          <w:rFonts w:ascii="Calibri" w:eastAsia="Times New Roman" w:hAnsi="Calibri" w:cs="Calibri"/>
-          <w:color w:val="201F1E"/>
-          <w:sz w:val="22"/>
-          <w:szCs w:val="22"/>
-        </w:rPr>
-        <w:t>-in the Menu off to the left of the Canvas Course Window</w:t>
-      </w:r>
-      <w:r>
-        <w:rPr>
-          <w:rFonts w:ascii="Calibri" w:eastAsia="Times New Roman" w:hAnsi="Calibri" w:cs="Calibri"/>
-          <w:color w:val="201F1E"/>
-          <w:sz w:val="22"/>
-          <w:szCs w:val="22"/>
-        </w:rPr>
-        <w:t>- it appears lower for section 250 (below “</w:t>
+        <w:t xml:space="preserve"> and the four resources listed below.</w:t>
+      </w:r>
+      <w:r>
+        <w:rPr>
+          <w:rFonts w:ascii="Calibri" w:eastAsia="Times New Roman" w:hAnsi="Calibri" w:cs="Calibri"/>
+          <w:color w:val="201F1E"/>
+          <w:sz w:val="22"/>
+          <w:szCs w:val="22"/>
+        </w:rPr>
+        <w:t/>
+      </w:r>
+      <w:r>
+        <w:rPr>
+          <w:rFonts w:ascii="Calibri" w:eastAsia="Times New Roman" w:hAnsi="Calibri" w:cs="Calibri"/>
+          <w:color w:val="201F1E"/>
+          <w:sz w:val="22"/>
+          <w:szCs w:val="22"/>
+        </w:rPr>
+        <w:t/>
       </w:r>
       <w:proofErr w:type="spellStart"/>
       <w:r>
@@ -206,7 +206,7 @@
           <w:sz w:val="22"/>
           <w:szCs w:val="22"/>
         </w:rPr>
-        <w:t>respondus</w:t>
+        <w:t/>
       </w:r>
       <w:proofErr w:type="spellEnd"/>
       <w:r>
@@ -216,25 +216,25 @@
           <w:sz w:val="22"/>
           <w:szCs w:val="22"/>
         </w:rPr>
-        <w:t>”), but it’s there</w:t>
-      </w:r>
-      <w:r>
-        <w:rPr>
-          <w:rFonts w:ascii="Calibri" w:eastAsia="Times New Roman" w:hAnsi="Calibri" w:cs="Calibri"/>
-          <w:color w:val="201F1E"/>
-          <w:sz w:val="22"/>
-          <w:szCs w:val="22"/>
-        </w:rPr>
-        <w:t xml:space="preserve">). </w:t>
-      </w:r>
-      <w:r>
-        <w:rPr>
-          <w:rFonts w:ascii="Calibri" w:eastAsia="Times New Roman" w:hAnsi="Calibri" w:cs="Calibri"/>
-          <w:color w:val="201F1E"/>
-          <w:sz w:val="22"/>
-          <w:szCs w:val="22"/>
-        </w:rPr>
-        <w:t>I also have a direct link to this site within the Lab Schedule, so all the materials needed for this lab are still located within the schedule.</w:t>
+        <w:t/>
+      </w:r>
+      <w:r>
+        <w:rPr>
+          <w:rFonts w:ascii="Calibri" w:eastAsia="Times New Roman" w:hAnsi="Calibri" w:cs="Calibri"/>
+          <w:color w:val="201F1E"/>
+          <w:sz w:val="22"/>
+          <w:szCs w:val="22"/>
+        </w:rPr>
+        <w:t xml:space="preserve"/>
+      </w:r>
+      <w:r>
+        <w:rPr>
+          <w:rFonts w:ascii="Calibri" w:eastAsia="Times New Roman" w:hAnsi="Calibri" w:cs="Calibri"/>
+          <w:color w:val="201F1E"/>
+          <w:sz w:val="22"/>
+          <w:szCs w:val="22"/>
+        </w:rPr>
+        <w:t/>
       </w:r>
     </w:p>
     <w:p>
@@ -680,7 +680,7 @@
           <w:b/>
           <w:bCs/>
         </w:rPr>
-        <w:t xml:space="preserve">Note: </w:t>
+        <w:t xml:space="preserve">For current research guidance, use the UNL Libraries Finding Sources page:</w:t>
       </w:r>
       <w:proofErr w:type="gramStart"/>
       <w:r>
@@ -688,7 +688,7 @@
           <w:b/>
           <w:bCs/>
         </w:rPr>
-        <w:t>In order for</w:t>
+        <w:t/>
       </w:r>
       <w:proofErr w:type="gramEnd"/>
       <w:r>
@@ -696,7 +696,7 @@
           <w:b/>
           <w:bCs/>
         </w:rPr>
-        <w:t xml:space="preserve"> you to be able to walk students through these links, Erica also made a </w:t>
+        <w:t xml:space="preserve"/>
       </w:r>
       <w:proofErr w:type="spellStart"/>
       <w:r>
@@ -704,7 +704,7 @@
           <w:b/>
           <w:bCs/>
         </w:rPr>
-        <w:t>powerpoint</w:t>
+        <w:t/>
       </w:r>
       <w:proofErr w:type="spellEnd"/>
       <w:r>
@@ -712,7 +712,7 @@
           <w:b/>
           <w:bCs/>
         </w:rPr>
-        <w:t xml:space="preserve"> presentation, located here: (I will upload this link into the Lab Schedule so students, and you can access from there during your lab)</w:t>
+        <w:t xml:space="preserve"/>
       </w:r>
     </w:p>
     <w:p>
@@ -726,7 +726,7 @@
             <w:bdr w:val="none" w:sz="0" w:space="0" w:color="auto" w:frame="1"/>
             <w:shd w:val="clear" w:color="auto" w:fill="FFFFFF"/>
           </w:rPr>
-          <w:t>https://go.unl.edu/psyc350library</w:t>
+          <w:t>https://libraries.unl.edu/getting-started-research/</w:t>
         </w:r>
       </w:hyperlink>
     </w:p>
@@ -742,12 +742,12 @@
           <w:b/>
           <w:bCs/>
         </w:rPr>
-        <w:t>PLEASE GO THROUGH THESE SLIDES BEFORE WE MEET ON TUESDAY AND BRING QUESTIONS!</w:t>
+        <w:t>Review the linked materials before your laboratory meeting and bring questions.</w:t>
       </w:r>
     </w:p>
     <w:p>
       <w:r>
-        <w:t>We’ll cover lab 2 (this lab) and lab 3 next Tuesday.</w:t>
+        <w:t/>
       </w:r>
     </w:p>
     <w:sectPr>
